--- a/重构版论文_v4_20260915/P0_P1执行手册.docx
+++ b/重构版论文_v4_20260915/P0_P1执行手册.docx
@@ -3662,6 +3662,7 @@
       <w:pgMar w:top="1296" w:right="1224" w:bottom="1296" w:left="1224" w:header="720" w:footer="720" w:gutter="0"/>
       <w:cols w:space="720"/>
       <w:docGrid w:linePitch="360"/>
+      <w:lnNumType w:countBy="1" w:restart="continuous" w:distance="360"/>
     </w:sectPr>
   </w:body>
 </w:document>

--- a/重构版论文_v4_20260915/P0_P1执行手册.docx
+++ b/重构版论文_v4_20260915/P0_P1执行手册.docx
@@ -9,6 +9,112 @@
       </w:pPr>
       <w:r>
         <w:t>P0 / P1 执行手册</w:t>
+      </w:r>
+    </w:p>
+    <w:p>
+      <w:r>
+        <w:t xml:space="preserve">&gt; </w:t>
+      </w:r>
+      <w:r>
+        <w:rPr>
+          <w:b/>
+        </w:rPr>
+        <w:t>状态说明（2026-09-17 更新）</w:t>
+      </w:r>
+    </w:p>
+    <w:p>
+      <w:r>
+        <w:t>&gt;</w:t>
+      </w:r>
+    </w:p>
+    <w:p>
+      <w:r>
+        <w:t xml:space="preserve">&gt; 本文档是 </w:t>
+      </w:r>
+      <w:r>
+        <w:rPr>
+          <w:b/>
+        </w:rPr>
+        <w:t>2026-09-15 的审计快照</w:t>
+      </w:r>
+      <w:r>
+        <w:t>，保留当时的判断、命令与优先级，便于追溯"为什么要做这些事"。</w:t>
+      </w:r>
+    </w:p>
+    <w:p>
+      <w:r>
+        <w:t>&gt; 截至当前版本，快照中列出的 P0/P1 缺口与阶段 1–3 的任务已绝大部分完成（少数为作者信息与期刊模板这类外部输入）。</w:t>
+      </w:r>
+    </w:p>
+    <w:p>
+      <w:r>
+        <w:t>&gt; 当前状态以下列文件为准，本文档不再单独代表最新进度：</w:t>
+      </w:r>
+    </w:p>
+    <w:p>
+      <w:r>
+        <w:t>&gt;</w:t>
+      </w:r>
+    </w:p>
+    <w:p>
+      <w:r>
+        <w:t xml:space="preserve">&gt; - </w:t>
+      </w:r>
+      <w:r>
+        <w:rPr>
+          <w:rFonts w:ascii="Consolas" w:hAnsi="Consolas"/>
+        </w:rPr>
+        <w:t>论文自查表.md</w:t>
+      </w:r>
+      <w:r>
+        <w:t>：66 项检查，62 项通过、4 项部分通过、0 项缺失；含每项的证据文件。</w:t>
+      </w:r>
+    </w:p>
+    <w:p>
+      <w:r>
+        <w:t xml:space="preserve">&gt; - </w:t>
+      </w:r>
+      <w:r>
+        <w:rPr>
+          <w:rFonts w:ascii="Consolas" w:hAnsi="Consolas"/>
+        </w:rPr>
+        <w:t>遗漏问题审查报告.md</w:t>
+      </w:r>
+      <w:r>
+        <w:t>：第一至第十一轮的逐轮记录、发现的问题与处置方式。</w:t>
+      </w:r>
+    </w:p>
+    <w:p>
+      <w:r>
+        <w:t xml:space="preserve">&gt; - </w:t>
+      </w:r>
+      <w:r>
+        <w:rPr>
+          <w:rFonts w:ascii="Consolas" w:hAnsi="Consolas"/>
+        </w:rPr>
+        <w:t>English_SCI_Manuscript_v4.md</w:t>
+      </w:r>
+      <w:r>
+        <w:t xml:space="preserve"> / </w:t>
+      </w:r>
+      <w:r>
+        <w:rPr>
+          <w:rFonts w:ascii="Consolas" w:hAnsi="Consolas"/>
+        </w:rPr>
+        <w:t>中文SCI论文_v4_重构版.md</w:t>
+      </w:r>
+      <w:r>
+        <w:t>：正式稿件，v1.10.0。</w:t>
+      </w:r>
+    </w:p>
+    <w:p>
+      <w:r>
+        <w:t>&gt;</w:t>
+      </w:r>
+    </w:p>
+    <w:p>
+      <w:r>
+        <w:t>&gt; 建议阅读顺序：先看自查表结论 → 再看审查报告对应轮次 → 最后把本文档当作历史任务清单与命令参考。</w:t>
       </w:r>
     </w:p>
     <w:p>

--- a/重构版论文_v4_20260915/P0_P1执行手册.docx
+++ b/重构版论文_v4_20260915/P0_P1执行手册.docx
@@ -670,6 +670,10 @@
     <w:p>
       <w:pPr>
         <w:pStyle w:val="ListNumber"/>
+        <w:numPr>
+          <w:ilvl w:val="0"/>
+          <w:numId w:val="10"/>
+        </w:numPr>
       </w:pPr>
       <w:r>
         <w:t xml:space="preserve">对每个 </w:t>
@@ -687,6 +691,10 @@
     <w:p>
       <w:pPr>
         <w:pStyle w:val="ListNumber"/>
+        <w:numPr>
+          <w:ilvl w:val="0"/>
+          <w:numId w:val="10"/>
+        </w:numPr>
       </w:pPr>
       <w:r>
         <w:t>计算专家两两不一致率、Q-statistic、平均 KL 散度、预测相关系数；</w:t>
@@ -695,6 +703,10 @@
     <w:p>
       <w:pPr>
         <w:pStyle w:val="ListNumber"/>
+        <w:numPr>
+          <w:ilvl w:val="0"/>
+          <w:numId w:val="10"/>
+        </w:numPr>
       </w:pPr>
       <w:r>
         <w:t>以多样性为自变量、门控相对等权的 Macro-F1 增益为因变量做回归，报告斜率与区间。</w:t>
@@ -1185,6 +1197,10 @@
     <w:p>
       <w:pPr>
         <w:pStyle w:val="ListNumber"/>
+        <w:numPr>
+          <w:ilvl w:val="0"/>
+          <w:numId w:val="11"/>
+        </w:numPr>
       </w:pPr>
       <w:r>
         <w:t xml:space="preserve">推导并用代码实现显式界：融合概率变化的上界 </w:t>
@@ -1202,6 +1218,10 @@
     <w:p>
       <w:pPr>
         <w:pStyle w:val="ListNumber"/>
+        <w:numPr>
+          <w:ilvl w:val="0"/>
+          <w:numId w:val="11"/>
+        </w:numPr>
       </w:pPr>
       <w:r>
         <w:t xml:space="preserve">逐行计算 </w:t>
@@ -1228,6 +1248,10 @@
     <w:p>
       <w:pPr>
         <w:pStyle w:val="ListNumber"/>
+        <w:numPr>
+          <w:ilvl w:val="0"/>
+          <w:numId w:val="11"/>
+        </w:numPr>
       </w:pPr>
       <w:r>
         <w:t xml:space="preserve">统计 </w:t>
@@ -2453,6 +2477,10 @@
     <w:p>
       <w:pPr>
         <w:pStyle w:val="ListNumber"/>
+        <w:numPr>
+          <w:ilvl w:val="0"/>
+          <w:numId w:val="12"/>
+        </w:numPr>
       </w:pPr>
       <w:r>
         <w:t>补充材料成册（S1–S15 表格与图）；</w:t>
@@ -2461,6 +2489,10 @@
     <w:p>
       <w:pPr>
         <w:pStyle w:val="ListNumber"/>
+        <w:numPr>
+          <w:ilvl w:val="0"/>
+          <w:numId w:val="12"/>
+        </w:numPr>
       </w:pPr>
       <w:r>
         <w:t>参考文献从 45 条补到 50 条以上，并用 Crossref 逐条核验 DOI；</w:t>
@@ -2469,6 +2501,10 @@
     <w:p>
       <w:pPr>
         <w:pStyle w:val="ListNumber"/>
+        <w:numPr>
+          <w:ilvl w:val="0"/>
+          <w:numId w:val="12"/>
+        </w:numPr>
       </w:pPr>
       <w:r>
         <w:t>按目标期刊模板排版；</w:t>
@@ -2477,6 +2513,10 @@
     <w:p>
       <w:pPr>
         <w:pStyle w:val="ListNumber"/>
+        <w:numPr>
+          <w:ilvl w:val="0"/>
+          <w:numId w:val="12"/>
+        </w:numPr>
       </w:pPr>
       <w:r>
         <w:t>重写 cover letter 与 highlights。</w:t>
@@ -2493,6 +2533,10 @@
     <w:p>
       <w:pPr>
         <w:pStyle w:val="ListNumber"/>
+        <w:numPr>
+          <w:ilvl w:val="0"/>
+          <w:numId w:val="13"/>
+        </w:numPr>
       </w:pPr>
       <w:r>
         <w:t>提供作者信息：姓名、单位、通信作者、ORCID、基金情况；</w:t>
@@ -2501,6 +2545,10 @@
     <w:p>
       <w:pPr>
         <w:pStyle w:val="ListNumber"/>
+        <w:numPr>
+          <w:ilvl w:val="0"/>
+          <w:numId w:val="13"/>
+        </w:numPr>
       </w:pPr>
       <w:r>
         <w:t>与导师确认目标期刊；</w:t>
@@ -2509,6 +2557,10 @@
     <w:p>
       <w:pPr>
         <w:pStyle w:val="ListNumber"/>
+        <w:numPr>
+          <w:ilvl w:val="0"/>
+          <w:numId w:val="13"/>
+        </w:numPr>
       </w:pPr>
       <w:r>
         <w:t>终稿通读与署名确认。</w:t>
@@ -3974,6 +4026,30 @@
   <w:num w:numId="9">
     <w:abstractNumId w:val="0"/>
   </w:num>
+  <w:num w:numId="10">
+    <w:abstractNumId w:val="7"/>
+    <w:lvlOverride w:ilvl="0">
+      <w:startOverride w:val="1"/>
+    </w:lvlOverride>
+  </w:num>
+  <w:num w:numId="11">
+    <w:abstractNumId w:val="7"/>
+    <w:lvlOverride w:ilvl="0">
+      <w:startOverride w:val="1"/>
+    </w:lvlOverride>
+  </w:num>
+  <w:num w:numId="12">
+    <w:abstractNumId w:val="7"/>
+    <w:lvlOverride w:ilvl="0">
+      <w:startOverride w:val="1"/>
+    </w:lvlOverride>
+  </w:num>
+  <w:num w:numId="13">
+    <w:abstractNumId w:val="7"/>
+    <w:lvlOverride w:ilvl="0">
+      <w:startOverride w:val="1"/>
+    </w:lvlOverride>
+  </w:num>
 </w:numbering>
 </file>
 

--- a/重构版论文_v4_20260915/P0_P1执行手册.docx
+++ b/重构版论文_v4_20260915/P0_P1执行手册.docx
@@ -104,7 +104,7 @@
         <w:t>中文SCI论文_v4_重构版.md</w:t>
       </w:r>
       <w:r>
-        <w:t>：正式稿件，v1.10.0。</w:t>
+        <w:t>：正式稿件，v1.11.0。</w:t>
       </w:r>
     </w:p>
     <w:p>
@@ -2579,6 +2579,14 @@
         <w:tblStyle w:val="TableGrid"/>
         <w:tblW w:type="auto" w:w="0"/>
         <w:tblLook w:firstColumn="1" w:firstRow="1" w:lastColumn="0" w:lastRow="0" w:noHBand="0" w:noVBand="1" w:val="04A0"/>
+        <w:tblBorders>
+          <w:top w:val="single" w:sz="6" w:space="0" w:color="000000"/>
+          <w:left w:val="none" w:sz="0" w:space="0" w:color="auto"/>
+          <w:bottom w:val="single" w:sz="6" w:space="0" w:color="000000"/>
+          <w:right w:val="none" w:sz="0" w:space="0" w:color="auto"/>
+          <w:insideH w:val="single" w:sz="6" w:space="0" w:color="000000"/>
+          <w:insideV w:val="none" w:sz="0" w:space="0" w:color="auto"/>
+        </w:tblBorders>
       </w:tblPr>
       <w:tblGrid>
         <w:gridCol w:w="2448"/>
@@ -3449,6 +3457,14 @@
         <w:tblStyle w:val="TableGrid"/>
         <w:tblW w:type="auto" w:w="0"/>
         <w:tblLook w:firstColumn="1" w:firstRow="1" w:lastColumn="0" w:lastRow="0" w:noHBand="0" w:noVBand="1" w:val="04A0"/>
+        <w:tblBorders>
+          <w:top w:val="single" w:sz="6" w:space="0" w:color="000000"/>
+          <w:left w:val="none" w:sz="0" w:space="0" w:color="auto"/>
+          <w:bottom w:val="single" w:sz="6" w:space="0" w:color="000000"/>
+          <w:right w:val="none" w:sz="0" w:space="0" w:color="auto"/>
+          <w:insideH w:val="single" w:sz="6" w:space="0" w:color="000000"/>
+          <w:insideV w:val="none" w:sz="0" w:space="0" w:color="auto"/>
+        </w:tblBorders>
       </w:tblPr>
       <w:tblGrid>
         <w:gridCol w:w="2448"/>

--- a/重构版论文_v4_20260915/P0_P1执行手册.docx
+++ b/重构版论文_v4_20260915/P0_P1执行手册.docx
@@ -67,7 +67,7 @@
         <w:t>论文自查表.md</w:t>
       </w:r>
       <w:r>
-        <w:t>：66 项检查，62 项通过、4 项部分通过、0 项缺失；含每项的证据文件。</w:t>
+        <w:t>：69 项检查，65 项通过、4 项部分通过、0 项缺失；含每项的证据文件。</w:t>
       </w:r>
     </w:p>
     <w:p>

--- a/重构版论文_v4_20260915/P0_P1执行手册.docx
+++ b/重构版论文_v4_20260915/P0_P1执行手册.docx
@@ -81,7 +81,7 @@
         <w:t>遗漏问题审查报告.md</w:t>
       </w:r>
       <w:r>
-        <w:t>：第一至第十一轮的逐轮记录、发现的问题与处置方式。</w:t>
+        <w:t>：第一至第十九轮的逐轮记录、发现的问题与处置方式。</w:t>
       </w:r>
     </w:p>
     <w:p>

--- a/重构版论文_v4_20260915/P0_P1执行手册.docx
+++ b/重构版论文_v4_20260915/P0_P1执行手册.docx
@@ -81,7 +81,7 @@
         <w:t>遗漏问题审查报告.md</w:t>
       </w:r>
       <w:r>
-        <w:t>：第一至第十九轮的逐轮记录、发现的问题与处置方式。</w:t>
+        <w:t>：第一至第二十轮的逐轮记录、发现的问题与处置方式。</w:t>
       </w:r>
     </w:p>
     <w:p>

--- a/重构版论文_v4_20260915/P0_P1执行手册.docx
+++ b/重构版论文_v4_20260915/P0_P1执行手册.docx
@@ -81,7 +81,7 @@
         <w:t>遗漏问题审查报告.md</w:t>
       </w:r>
       <w:r>
-        <w:t>：第一至第二十轮的逐轮记录、发现的问题与处置方式。</w:t>
+        <w:t>：第一至第二十一轮的逐轮记录、发现的问题与处置方式。</w:t>
       </w:r>
     </w:p>
     <w:p>

--- a/重构版论文_v4_20260915/P0_P1执行手册.docx
+++ b/重构版论文_v4_20260915/P0_P1执行手册.docx
@@ -81,7 +81,7 @@
         <w:t>遗漏问题审查报告.md</w:t>
       </w:r>
       <w:r>
-        <w:t>：第一至第二十一轮的逐轮记录、发现的问题与处置方式。</w:t>
+        <w:t>：第一至第二十二轮的逐轮记录、发现的问题与处置方式。</w:t>
       </w:r>
     </w:p>
     <w:p>

--- a/重构版论文_v4_20260915/P0_P1执行手册.docx
+++ b/重构版论文_v4_20260915/P0_P1执行手册.docx
@@ -81,7 +81,7 @@
         <w:t>遗漏问题审查报告.md</w:t>
       </w:r>
       <w:r>
-        <w:t>：第一至第二十二轮的逐轮记录、发现的问题与处置方式。</w:t>
+        <w:t>：第一至第二十三轮的逐轮记录、发现的问题与处置方式。</w:t>
       </w:r>
     </w:p>
     <w:p>
